--- a/base_textos/texto2.docx
+++ b/base_textos/texto2.docx
@@ -4,84 +4,27 @@
   <w:body>
     <w:p>
       <w:r>
-        <w:t xml:space="preserve">El verdadero nombre de </w:t>
+        <w:t xml:space="preserve">El reciclaje es una práctica fundamental para proteger el medio ambiente. </w:t>
       </w:r>
+    </w:p>
+    <w:p>
       <w:r>
+        <w:t xml:space="preserve">Consiste en transformar los residuos en nuevos productos para evitar la contaminación. </w:t>
+      </w:r>
+    </w:p>
+    <w:p>
+      <w:r>
+        <w:t xml:space="preserve">Separar los desechos en casa es el primer paso para un planeta más limpio. </w:t>
+      </w:r>
+    </w:p>
+    <w:p>
+      <w:pPr>
         <w:rPr>
-          <w:b/>
-          <w:bCs/>
+          <w:u w:val="single"/>
         </w:rPr>
-        <w:t xml:space="preserve">Rita </w:t>
-      </w:r>
-      <w:proofErr w:type="spellStart"/>
+      </w:pPr>
       <w:r>
-        <w:rPr>
-          <w:b/>
-          <w:bCs/>
-        </w:rPr>
-        <w:t>Hayworth</w:t>
-      </w:r>
-      <w:proofErr w:type="spellEnd"/>
-      <w:r>
-        <w:t xml:space="preserve"> era </w:t>
-      </w:r>
-      <w:r>
-        <w:rPr>
-          <w:b/>
-          <w:bCs/>
-        </w:rPr>
-        <w:t>Margarita Carmen Cansino</w:t>
-      </w:r>
-      <w:r>
-        <w:t xml:space="preserve">, nacida en Nueva York el 17 de octubre de 1918 y fallecida en Manhattan el 14 de mayo de 1987. Se destacó como actriz, bailarina y figura pin-up estadounidense. En la década de 1940 alcanzó fama internacional, convirtiéndose en una de las estrellas más reconocidas de la </w:t>
-      </w:r>
-      <w:r>
-        <w:rPr>
-          <w:b/>
-          <w:bCs/>
-        </w:rPr>
-        <w:t>Edad de Oro de Hollywood</w:t>
-      </w:r>
-      <w:r>
-        <w:t xml:space="preserve">, con una filmografía de 61 títulos en 38 años. La prensa la apodó </w:t>
-      </w:r>
-      <w:r>
-        <w:rPr>
-          <w:i/>
-          <w:iCs/>
-        </w:rPr>
-        <w:t>“La diosa del amor”</w:t>
-      </w:r>
-      <w:r>
-        <w:t xml:space="preserve"> por su magnetismo y glamour, transformándola en el mayor símbolo de seducción del cine de su tiempo. Durante la </w:t>
-      </w:r>
-      <w:r>
-        <w:rPr>
-          <w:b/>
-          <w:bCs/>
-        </w:rPr>
-        <w:t>Segunda Guerra Mundial</w:t>
-      </w:r>
-      <w:r>
-        <w:t xml:space="preserve"> fue la pin-up predilecta de los soldados, y más tarde el American Film </w:t>
-      </w:r>
-      <w:proofErr w:type="spellStart"/>
-      <w:r>
-        <w:t>Institute</w:t>
-      </w:r>
-      <w:proofErr w:type="spellEnd"/>
-      <w:r>
-        <w:t xml:space="preserve"> la incluyó en el puesto 19 de las estrellas más grandes del séptimo arte. Su rol en </w:t>
-      </w:r>
-      <w:r>
-        <w:rPr>
-          <w:i/>
-          <w:iCs/>
-        </w:rPr>
-        <w:t>Gilda</w:t>
-      </w:r>
-      <w:r>
-        <w:t xml:space="preserve"> la consagró como arquetipo de belleza femenina, con influencia cultural perdurable.</w:t>
+        <w:t>Cada persona puede contribuir reduciendo, reutilizando y reciclando materiales.</w:t>
       </w:r>
     </w:p>
     <w:sectPr>
@@ -697,6 +640,7 @@
   <w:style w:type="character" w:default="1" w:styleId="Fuentedeprrafopredeter">
     <w:name w:val="Default Paragraph Font"/>
     <w:uiPriority w:val="1"/>
+    <w:semiHidden/>
     <w:unhideWhenUsed/>
   </w:style>
   <w:style w:type="table" w:default="1" w:styleId="Tablanormal">
